--- a/附件2-README-浅浅知.docx
+++ b/附件2-README-浅浅知.docx
@@ -571,7 +571,7 @@
           <w:szCs w:val="28"/>
           <w:lang w:eastAsia="zh-CN"/>
         </w:rPr>
-        <w:t>数据库或知识库初始化：npm run setup —— 自动检测数据库连接，必要时建库、建表并创建管理员与两个示例账号（可重复执行）。</w:t>
+        <w:t>数据库或知识库初始化：npm run setup —— 自动检测数据库连接，必要时建库、建表、创建管理员与两个示例账号，并写入预设课件原件（机器学习两份 PDF，所有账号共用，可重复执行）。</w:t>
       </w:r>
     </w:p>
     <w:p>
@@ -796,7 +796,7 @@
           <w:sz w:val="24"/>
           <w:szCs w:val="28"/>
         </w:rPr>
-        <w:t>功能二：资料与 DDL 管理。在课程资料页点「＋ 导入资料」上传 PDF／Word／PPT／图片（也可以让浅浅把对话里的截图存成资料），抽取正文与结构化元数据；一份资料可以挂多份文件，预览里能继续追加、也能单独删除某一份，整份资料的删除按钮在顶部；从课程通知中提取截止时间并生成提醒，支持日历导出。</w:t>
+        <w:t>功能二：资料与 DDL 管理。在课程资料页点「＋ 导入资料」上传 PDF／Word／PPT／图片（也可以让浅浅把对话里的截图存成资料），抽取正文与结构化元数据；一份资料可以挂多份文件，预览里能继续追加、也能单独删除某一份，整份资料的删除按钮在顶部；从课程通知中提取截止时间并生成提醒，支持日历导出。提醒做了去重与限量：同一条提醒不会重复推送，每个任务每天最多两条，删除任务后它尚未触发的提醒会一并清理。</w:t>
       </w:r>
     </w:p>
     <w:p>
@@ -878,7 +878,7 @@
           <w:sz w:val="24"/>
           <w:szCs w:val="28"/>
         </w:rPr>
-        <w:t>单元测试：npm run test:agent —— Agent 内核纯逻辑测试（循环、工具注册表、提醒规则、任务分组、同步合并等），共 40 项。</w:t>
+        <w:t>单元测试：npm run test:agent —— Agent 内核纯逻辑测试（循环、工具注册表、提醒规则、任务分组、同步合并等），共 44 项。</w:t>
       </w:r>
     </w:p>
     <w:p>
@@ -1027,7 +1027,7 @@
           <w:sz w:val="24"/>
           <w:szCs w:val="28"/>
         </w:rPr>
-        <w:t>解决方式：① 启动数据库并核对连接串后重新执行 npm run setup；② 在 .env.local 填写模型密钥，或在应用内「设置 → 模型」填写自己的接口；③ 使用 npm run dev -- --port 3200 换端口；④ 执行 npm run db:seed:presets 课件1.pdf 课件2.pdf。</w:t>
+        <w:t>解决方式：① 启动数据库并核对连接串后重新执行 npm run setup；② 在 .env.local 填写模型密钥，或在应用内「设置 → 模型」填写自己的接口；③ 使用 npm run dev -- --port 3200 换端口；④ 预设课件原件会随 npm run setup 自动写入；若要改用自有课件，执行 npm run db:seed:presets 课件1.pdf 课件2.pdf。</w:t>
       </w:r>
     </w:p>
     <w:p>
@@ -1216,7 +1216,7 @@
           <w:szCs w:val="28"/>
           <w:lang w:eastAsia="zh-CN"/>
         </w:rPr>
-        <w:t>主要变更：完成账号体系与权限隔离、Agent 循环与 13 个工具、写操作确认机制、资料正文抽取与检索、复习计划生成、任务中心、跨设备同步与删除传播、一键部署脚本与测试套件。</w:t>
+        <w:t>主要变更：完成账号体系与权限隔离、Agent 循环与 14 个工具、写操作确认机制、资料正文抽取与检索、复习计划生成、任务中心、跨设备同步与删除传播、一键部署脚本与测试套件。</w:t>
       </w:r>
     </w:p>
     <w:p>

--- a/附件2-README-浅浅知.docx
+++ b/附件2-README-浅浅知.docx
@@ -616,6 +616,29 @@
           <w:lang w:eastAsia="zh-CN"/>
         </w:rPr>
         <w:t>访问入口或测试账号：http://localhost:3000 ；管理员 admin / admin123，普通用户 student1 / 123456、student2 / 123456（首次登录后请修改密码）。</w:t>
+      </w:r>
+    </w:p>
+    <w:p>
+      <w:pPr>
+        <w:pStyle w:val="16"/>
+        <w:spacing w:after="80"/>
+        <w:rPr>
+          <w:rFonts w:hint="eastAsia" w:ascii="宋体" w:hAnsi="宋体" w:eastAsia="宋体"/>
+          <w:sz w:val="28"/>
+          <w:szCs w:val="28"/>
+          <w:lang w:eastAsia="zh-CN"/>
+        </w:rPr>
+      </w:pPr>
+      <w:r>
+        <w:rPr>
+          <w:rFonts w:ascii="宋体" w:hAnsi="宋体" w:eastAsia="宋体"/>
+          <w:b w:val="0"/>
+          <w:color w:val="000000"/>
+          <w:sz w:val="24"/>
+          <w:szCs w:val="28"/>
+          <w:lang w:eastAsia="zh-CN"/>
+        </w:rPr>
+        <w:t xml:space="preserve">注意：在使用对话功能和识别文件功能前，请在设置中填写 DeepSeek 或其他大模型接口的 API 并选择视觉模型（请确保 API 与模型可用）；若使用快速方式双击「启动浅浅」，首次运行会在启动前自动打开配置文件（.env.local），可直接在其中填入 API 与模型。</w:t>
       </w:r>
     </w:p>
     <w:p>
